--- a/Manuscript/AGAPP-Chapter-1-2-REVISED.docx
+++ b/Manuscript/AGAPP-Chapter-1-2-REVISED.docx
@@ -408,7 +408,7 @@
         <w:jc w:val="both"/>
       </w:pPr>
       <w:r>
-        <w:t>3. To test the project using functionality testing, browser compatibility testing, and device compatibility testing;</w:t>
+        <w:t>3. To test the functionality, browser compatibility, and mobile device compatibility of the platform;</w:t>
       </w:r>
     </w:p>
     <w:p>
@@ -814,7 +814,7 @@
         <w:rPr>
           <w:b/>
         </w:rPr>
-        <w:t>[Figure 1. Conceptual Model of the Automated Governance and Public Service Platform]</w:t>
+        <w:t>Figure 1. Conceptual Model of the Automated Governance and Public Service Platform</w:t>
       </w:r>
     </w:p>
     <w:p>
